--- a/public/Samuel_thamae.docx
+++ b/public/Samuel_thamae.docx
@@ -7,7 +7,10 @@
         <w:pStyle w:val="Heading1"/>
       </w:pPr>
       <w:r>
-        <w:t>SAMUEL MOHLOPHEHI</w:t>
+        <w:t xml:space="preserve">SAMUEL </w:t>
+      </w:r>
+      <w:r>
+        <w:t>THAMAE</w:t>
       </w:r>
     </w:p>
     <w:p>
@@ -24,7 +27,19 @@
         <w:br/>
       </w:r>
       <w:r>
-        <w:t>067 006 6285 | thamaesamuel@gmail.com</w:t>
+        <w:t>0</w:t>
+      </w:r>
+      <w:r>
+        <w:t>71 518 0607</w:t>
+      </w:r>
+      <w:r>
+        <w:t xml:space="preserve"> | thamae</w:t>
+      </w:r>
+      <w:r>
+        <w:t>.</w:t>
+      </w:r>
+      <w:r>
+        <w:t>samuel@gmail.com</w:t>
       </w:r>
       <w:r>
         <w:br/>
@@ -54,6 +69,8 @@
           <w:t>https://samuelthamae.onrender.com/</w:t>
         </w:r>
       </w:hyperlink>
+      <w:bookmarkStart w:id="0" w:name="_GoBack"/>
+      <w:bookmarkEnd w:id="0"/>
     </w:p>
     <w:p>
       <w:pPr>
@@ -65,19 +82,13 @@
     </w:p>
     <w:p>
       <w:r>
-        <w:t xml:space="preserve">Junior Software </w:t>
-      </w:r>
-      <w:r>
-        <w:t xml:space="preserve">Engineer with </w:t>
+        <w:t xml:space="preserve">Junior Software Engineer with </w:t>
       </w:r>
       <w:r>
         <w:t>2</w:t>
       </w:r>
       <w:r>
-        <w:t xml:space="preserve">+ years of experience developing and supporting enterprise warehouse management systems. Proficient in C#, .NET, ASP.NET Core, React, JavaScript, SQL Server, MongoDB, REST APIs, Git, debugging and production support. Experienced in building </w:t>
-      </w:r>
-      <w:r>
-        <w:t>full-stack applications, maintaining business-critical systems, and collaborating with cross-functional teams.</w:t>
+        <w:t>+ years of experience developing and supporting enterprise warehouse management systems. Proficient in C#, .NET, ASP.NET Core, React, JavaScript, SQL Server, MongoDB, REST APIs, Git, debugging and production support. Experienced in building full-stack applications, maintaining business-critical systems, and collaborating with cross-functional teams.</w:t>
       </w:r>
     </w:p>
     <w:p>
@@ -94,19 +105,29 @@
       </w:r>
       <w:r>
         <w:br/>
-        <w:t>Frameworks: .NET, ASP.NET Core, React</w:t>
+        <w:t xml:space="preserve">Frameworks: .NET, ASP.NET Core, </w:t>
       </w:r>
+      <w:proofErr w:type="gramStart"/>
+      <w:r>
+        <w:t>React</w:t>
+      </w:r>
+      <w:proofErr w:type="gramEnd"/>
       <w:r>
         <w:br/>
         <w:t>Databases: SQL Server, MongoDB</w:t>
       </w:r>
       <w:r>
         <w:br/>
-        <w:t>Tools: Git, REST APIs, Visua</w:t>
+        <w:t>Tools: Git, REST APIs, Visual Studio, Material UI</w:t>
       </w:r>
       <w:r>
-        <w:t>l Studio, Material UI</w:t>
+        <w:t xml:space="preserve">, </w:t>
       </w:r>
+      <w:proofErr w:type="spellStart"/>
+      <w:r>
+        <w:t>BitBucket</w:t>
+      </w:r>
+      <w:proofErr w:type="spellEnd"/>
       <w:r>
         <w:br/>
         <w:t>Core Skills: Full-Stack Development, Debugging, Production Support, API Integration, System Monitoring, UAT</w:t>
@@ -125,10 +146,7 @@
         <w:pStyle w:val="Heading3"/>
       </w:pPr>
       <w:r>
-        <w:t>Junior Software Engineer | Apex Real Time Solutions | 2023</w:t>
-      </w:r>
-      <w:r>
-        <w:t>–2026</w:t>
+        <w:t>Junior Software Engineer | Apex Real Time Solutions | 2023–2026</w:t>
       </w:r>
     </w:p>
     <w:p>
@@ -136,10 +154,7 @@
         <w:pStyle w:val="ListBullet"/>
       </w:pPr>
       <w:r>
-        <w:t>Developed and maintained warehouse man</w:t>
-      </w:r>
-      <w:r>
-        <w:t>agement system features using C# and .NET.</w:t>
+        <w:t>Developed and maintained warehouse management system features using C# and .NET.</w:t>
       </w:r>
     </w:p>
     <w:p>
@@ -179,10 +194,7 @@
         <w:pStyle w:val="ListBullet"/>
       </w:pPr>
       <w:r>
-        <w:t>Supported deployments, testing and end</w:t>
-      </w:r>
-      <w:r>
-        <w:t>-user training.</w:t>
+        <w:t>Supported deployments, testing and end-user training.</w:t>
       </w:r>
     </w:p>
     <w:p>
@@ -232,15 +244,20 @@
       </w:pPr>
       <w:r>
         <w:lastRenderedPageBreak/>
-        <w:t>ScanStock Invento</w:t>
-      </w:r>
-      <w:r>
-        <w:t>ry Management</w:t>
+        <w:t>ScanStock Inventory Management</w:t>
       </w:r>
     </w:p>
     <w:p>
       <w:r>
-        <w:t>Technologies: C#, ASP.NET Core, React, MongoDB</w:t>
+        <w:t xml:space="preserve">Technologies: </w:t>
+      </w:r>
+      <w:proofErr w:type="spellStart"/>
+      <w:r>
+        <w:t>NodeJs</w:t>
+      </w:r>
+      <w:proofErr w:type="spellEnd"/>
+      <w:r>
+        <w:t>, React, MongoDB</w:t>
       </w:r>
       <w:r>
         <w:br/>
@@ -290,10 +307,7 @@
     </w:p>
     <w:p>
       <w:r>
-        <w:t>National Diploma in Informati</w:t>
-      </w:r>
-      <w:r>
-        <w:t>on Technology</w:t>
+        <w:t>National Diploma in Information Technology</w:t>
       </w:r>
       <w:r>
         <w:br/>
@@ -323,8 +337,6 @@
       <w:r>
         <w:t>Available upon request.</w:t>
       </w:r>
-      <w:bookmarkStart w:id="0" w:name="_GoBack"/>
-      <w:bookmarkEnd w:id="0"/>
     </w:p>
     <w:sectPr>
       <w:pgSz w:w="12240" w:h="15840"/>
@@ -824,10 +836,6 @@
     <w:lsdException w:name="Book Title" w:uiPriority="33" w:qFormat="1"/>
     <w:lsdException w:name="Bibliography" w:semiHidden="1" w:uiPriority="37" w:unhideWhenUsed="1"/>
     <w:lsdException w:name="TOC Heading" w:semiHidden="1" w:uiPriority="39" w:unhideWhenUsed="1" w:qFormat="1"/>
-    <w:lsdException w:name="Grid Table Light" w:semiHidden="1" w:unhideWhenUsed="1"/>
-    <w:lsdException w:name="Grid Table 1 Light" w:semiHidden="1" w:unhideWhenUsed="1"/>
-    <w:lsdException w:name="Grid Table 2" w:semiHidden="1" w:unhideWhenUsed="1"/>
-    <w:lsdException w:name="Grid Table 3" w:semiHidden="1" w:unhideWhenUsed="1"/>
     <w:lsdException w:name="Grid Table 4" w:uiPriority="49"/>
     <w:lsdException w:name="Grid Table 5 Dark" w:uiPriority="50"/>
     <w:lsdException w:name="Grid Table 6 Colorful" w:uiPriority="51"/>
@@ -12276,7 +12284,7 @@
 </file>
 
 <file path=customXml/itemProps1.xml><?xml version="1.0" encoding="utf-8"?>
-<ds:datastoreItem xmlns:ds="http://schemas.openxmlformats.org/officeDocument/2006/customXml" ds:itemID="{098334C8-4130-4866-87D3-92285B3EF9F9}">
+<ds:datastoreItem xmlns:ds="http://schemas.openxmlformats.org/officeDocument/2006/customXml" ds:itemID="{79718548-B3CB-462D-B64D-47D045BA2F37}">
   <ds:schemaRefs>
     <ds:schemaRef ds:uri="http://schemas.openxmlformats.org/officeDocument/2006/bibliography"/>
   </ds:schemaRefs>
